--- a/inc/absenden/dat/Resultatbuch_V1.docx
+++ b/inc/absenden/dat/Resultatbuch_V1.docx
@@ -6587,16 +6587,14 @@
               <w:rPr>
                 <w:rFonts w:cs="Times New Roman"/>
                 <w:bCs/>
-                <w:sz w:val="10"/>
-                <w:szCs w:val="10"/>
-              </w:rPr>
-            </w:pPr>
-            <w:r>
-              <w:rPr>
-                <w:rFonts w:cs="Times New Roman"/>
-                <w:bCs/>
-                <w:sz w:val="10"/>
-                <w:szCs w:val="10"/>
+                <w:szCs w:val="18"/>
+              </w:rPr>
+            </w:pPr>
+            <w:r>
+              <w:rPr>
+                <w:rFonts w:cs="Times New Roman"/>
+                <w:bCs/>
+                <w:szCs w:val="18"/>
               </w:rPr>
               <w:t>${KKK}</w:t>
             </w:r>
@@ -7989,22 +7987,10 @@
           <w:rFonts w:cs="Times New Roman"/>
           <w:b/>
           <w:bCs/>
-          <w:color w:val="FFFFFF" w:themeColor="background1"/>
           <w:sz w:val="28"/>
           <w:szCs w:val="28"/>
         </w:rPr>
       </w:pPr>
-      <w:r>
-        <w:rPr>
-          <w:rFonts w:cs="Times New Roman"/>
-          <w:b/>
-          <w:bCs/>
-          <w:color w:val="FFFFFF" w:themeColor="background1"/>
-          <w:sz w:val="28"/>
-          <w:szCs w:val="28"/>
-        </w:rPr>
-        <w:t>${JUNGSCHUETZEN_BLOCK}</w:t>
-      </w:r>
     </w:p>
     <w:p>
       <w:pPr>
@@ -8745,81 +8731,10 @@
           <w:rFonts w:cs="Times New Roman"/>
           <w:b/>
           <w:bCs/>
-          <w:color w:val="FFFFFF" w:themeColor="background1"/>
           <w:sz w:val="28"/>
           <w:szCs w:val="28"/>
         </w:rPr>
       </w:pPr>
-      <w:r>
-        <w:rPr>
-          <w:rFonts w:cs="Times New Roman"/>
-          <w:b/>
-          <w:bCs/>
-          <w:color w:val="FFFFFF" w:themeColor="background1"/>
-          <w:sz w:val="28"/>
-          <w:szCs w:val="28"/>
-        </w:rPr>
-        <w:t>${/JUNGSCHUETZEN_</w:t>
-      </w:r>
-      <w:proofErr w:type="gramStart"/>
-      <w:r>
-        <w:rPr>
-          <w:rFonts w:cs="Times New Roman"/>
-          <w:b/>
-          <w:bCs/>
-          <w:color w:val="FFFFFF" w:themeColor="background1"/>
-          <w:sz w:val="28"/>
-          <w:szCs w:val="28"/>
-        </w:rPr>
-        <w:t>BLOCK}</w:t>
-      </w:r>
-      <w:r>
-        <w:rPr>
-          <w:rFonts w:cs="Times New Roman"/>
-          <w:b/>
-          <w:bCs/>
-          <w:color w:val="FFFFFF" w:themeColor="background1"/>
-          <w:sz w:val="28"/>
-          <w:szCs w:val="28"/>
-        </w:rPr>
-        <w:t>$</w:t>
-      </w:r>
-      <w:proofErr w:type="gramEnd"/>
-      <w:r>
-        <w:rPr>
-          <w:rFonts w:cs="Times New Roman"/>
-          <w:b/>
-          <w:bCs/>
-          <w:color w:val="FFFFFF" w:themeColor="background1"/>
-          <w:sz w:val="28"/>
-          <w:szCs w:val="28"/>
-        </w:rPr>
-        <w:t>{</w:t>
-      </w:r>
-      <w:proofErr w:type="spellStart"/>
-      <w:r>
-        <w:rPr>
-          <w:rFonts w:cs="Times New Roman"/>
-          <w:b/>
-          <w:bCs/>
-          <w:color w:val="FFFFFF" w:themeColor="background1"/>
-          <w:sz w:val="28"/>
-          <w:szCs w:val="28"/>
-        </w:rPr>
-        <w:t>Partner_BLOCK</w:t>
-      </w:r>
-      <w:proofErr w:type="spellEnd"/>
-      <w:r>
-        <w:rPr>
-          <w:rFonts w:cs="Times New Roman"/>
-          <w:b/>
-          <w:bCs/>
-          <w:color w:val="FFFFFF" w:themeColor="background1"/>
-          <w:sz w:val="28"/>
-          <w:szCs w:val="28"/>
-        </w:rPr>
-        <w:t>}</w:t>
-      </w:r>
     </w:p>
     <w:p>
       <w:pPr>
@@ -12397,6 +12312,13 @@
                 <w:szCs w:val="18"/>
               </w:rPr>
             </w:pPr>
+            <w:r>
+              <w:rPr>
+                <w:rFonts w:cs="Times New Roman"/>
+                <w:szCs w:val="18"/>
+              </w:rPr>
+              <w:t>2025</w:t>
+            </w:r>
           </w:p>
         </w:tc>
         <w:tc>
@@ -12410,6 +12332,22 @@
                 <w:szCs w:val="18"/>
               </w:rPr>
             </w:pPr>
+            <w:r>
+              <w:rPr>
+                <w:rFonts w:cs="Times New Roman"/>
+                <w:szCs w:val="18"/>
+              </w:rPr>
+              <w:t xml:space="preserve">Eberle </w:t>
+            </w:r>
+            <w:proofErr w:type="spellStart"/>
+            <w:r>
+              <w:rPr>
+                <w:rFonts w:cs="Times New Roman"/>
+                <w:szCs w:val="18"/>
+              </w:rPr>
+              <w:t>Jeaninne</w:t>
+            </w:r>
+            <w:proofErr w:type="spellEnd"/>
           </w:p>
         </w:tc>
         <w:tc>
@@ -12418,11 +12356,19 @@
           </w:tcPr>
           <w:p>
             <w:pPr>
-              <w:rPr>
-                <w:rFonts w:cs="Times New Roman"/>
-                <w:szCs w:val="18"/>
-              </w:rPr>
-            </w:pPr>
+              <w:jc w:val="right"/>
+              <w:rPr>
+                <w:rFonts w:cs="Times New Roman"/>
+                <w:szCs w:val="18"/>
+              </w:rPr>
+            </w:pPr>
+            <w:r>
+              <w:rPr>
+                <w:rFonts w:cs="Times New Roman"/>
+                <w:szCs w:val="18"/>
+              </w:rPr>
+              <w:t>171</w:t>
+            </w:r>
           </w:p>
         </w:tc>
         <w:tc>
@@ -13787,9 +13733,8 @@
           <w:szCs w:val="28"/>
         </w:rPr>
         <w:lastRenderedPageBreak/>
-        <w:t xml:space="preserve">Heimmeisterschaft </w:t>
+        <w:t>Heimmeisterschaft Kat.</w:t>
       </w:r>
-      <w:proofErr w:type="spellStart"/>
       <w:r>
         <w:rPr>
           <w:rFonts w:cs="Times New Roman"/>
@@ -13798,9 +13743,18 @@
           <w:sz w:val="28"/>
           <w:szCs w:val="28"/>
         </w:rPr>
-        <w:t>Kat.A</w:t>
+        <w:t xml:space="preserve"> </w:t>
       </w:r>
-      <w:proofErr w:type="spellEnd"/>
+      <w:r>
+        <w:rPr>
+          <w:rFonts w:cs="Times New Roman"/>
+          <w:b/>
+          <w:bCs/>
+          <w:sz w:val="28"/>
+          <w:szCs w:val="28"/>
+        </w:rPr>
+        <w:t>A</w:t>
+      </w:r>
     </w:p>
     <w:tbl>
       <w:tblPr>
@@ -14504,6 +14458,7 @@
           </w:tcPr>
           <w:p>
             <w:pPr>
+              <w:jc w:val="right"/>
               <w:rPr>
                 <w:rFonts w:cs="Times New Roman"/>
                 <w:bCs/>
@@ -14515,8 +14470,7 @@
               <w:rPr>
                 <w:rFonts w:cs="Times New Roman"/>
                 <w:bCs/>
-                <w:sz w:val="10"/>
-                <w:szCs w:val="10"/>
+                <w:szCs w:val="18"/>
               </w:rPr>
               <w:t>${HAKK}</w:t>
             </w:r>
@@ -15269,6 +15223,7 @@
           </w:tcPr>
           <w:p>
             <w:pPr>
+              <w:jc w:val="right"/>
               <w:rPr>
                 <w:rFonts w:cs="Times New Roman"/>
                 <w:bCs/>
@@ -15280,8 +15235,7 @@
               <w:rPr>
                 <w:rFonts w:cs="Times New Roman"/>
                 <w:bCs/>
-                <w:sz w:val="10"/>
-                <w:szCs w:val="10"/>
+                <w:szCs w:val="18"/>
               </w:rPr>
               <w:t>${HBKK}</w:t>
             </w:r>
@@ -16448,17 +16402,17 @@
         <w:tblLook w:val="04A0" w:firstRow="1" w:lastRow="0" w:firstColumn="1" w:lastColumn="0" w:noHBand="0" w:noVBand="1"/>
       </w:tblPr>
       <w:tblGrid>
-        <w:gridCol w:w="669"/>
-        <w:gridCol w:w="874"/>
+        <w:gridCol w:w="659"/>
+        <w:gridCol w:w="858"/>
         <w:gridCol w:w="220"/>
         <w:gridCol w:w="220"/>
-        <w:gridCol w:w="775"/>
-        <w:gridCol w:w="775"/>
-        <w:gridCol w:w="775"/>
-        <w:gridCol w:w="775"/>
-        <w:gridCol w:w="775"/>
-        <w:gridCol w:w="1263"/>
-        <w:gridCol w:w="447"/>
+        <w:gridCol w:w="760"/>
+        <w:gridCol w:w="760"/>
+        <w:gridCol w:w="760"/>
+        <w:gridCol w:w="760"/>
+        <w:gridCol w:w="760"/>
+        <w:gridCol w:w="1236"/>
+        <w:gridCol w:w="575"/>
       </w:tblGrid>
       <w:tr>
         <w:tc>
@@ -17032,6 +16986,7 @@
           </w:tcPr>
           <w:p>
             <w:pPr>
+              <w:jc w:val="right"/>
               <w:rPr>
                 <w:rFonts w:cs="Times New Roman"/>
                 <w:sz w:val="10"/>
@@ -17041,8 +16996,7 @@
             <w:r>
               <w:rPr>
                 <w:rFonts w:cs="Times New Roman"/>
-                <w:sz w:val="10"/>
-                <w:szCs w:val="10"/>
+                <w:szCs w:val="18"/>
               </w:rPr>
               <w:t>${</w:t>
             </w:r>
@@ -17050,8 +17004,7 @@
             <w:r>
               <w:rPr>
                 <w:rFonts w:cs="Times New Roman"/>
-                <w:sz w:val="10"/>
-                <w:szCs w:val="10"/>
+                <w:szCs w:val="18"/>
               </w:rPr>
               <w:t>aWP</w:t>
             </w:r>
@@ -17059,8 +17012,7 @@
             <w:r>
               <w:rPr>
                 <w:rFonts w:cs="Times New Roman"/>
-                <w:sz w:val="10"/>
-                <w:szCs w:val="10"/>
+                <w:szCs w:val="18"/>
               </w:rPr>
               <w:t>}</w:t>
             </w:r>
@@ -17131,18 +17083,18 @@
         <w:tblLook w:val="04A0" w:firstRow="1" w:lastRow="0" w:firstColumn="1" w:lastColumn="0" w:noHBand="0" w:noVBand="1"/>
       </w:tblPr>
       <w:tblGrid>
-        <w:gridCol w:w="651"/>
-        <w:gridCol w:w="843"/>
+        <w:gridCol w:w="640"/>
+        <w:gridCol w:w="827"/>
         <w:gridCol w:w="220"/>
         <w:gridCol w:w="220"/>
         <w:gridCol w:w="220"/>
-        <w:gridCol w:w="752"/>
-        <w:gridCol w:w="752"/>
-        <w:gridCol w:w="752"/>
-        <w:gridCol w:w="752"/>
-        <w:gridCol w:w="752"/>
-        <w:gridCol w:w="1216"/>
-        <w:gridCol w:w="438"/>
+        <w:gridCol w:w="738"/>
+        <w:gridCol w:w="738"/>
+        <w:gridCol w:w="738"/>
+        <w:gridCol w:w="738"/>
+        <w:gridCol w:w="738"/>
+        <w:gridCol w:w="1190"/>
+        <w:gridCol w:w="561"/>
       </w:tblGrid>
       <w:tr>
         <w:tc>
@@ -17850,17 +17802,16 @@
           </w:tcPr>
           <w:p>
             <w:pPr>
-              <w:rPr>
-                <w:rFonts w:cs="Times New Roman"/>
-                <w:sz w:val="10"/>
-                <w:szCs w:val="10"/>
-              </w:rPr>
-            </w:pPr>
-            <w:r>
-              <w:rPr>
-                <w:rFonts w:cs="Times New Roman"/>
-                <w:sz w:val="10"/>
-                <w:szCs w:val="10"/>
+              <w:jc w:val="right"/>
+              <w:rPr>
+                <w:rFonts w:cs="Times New Roman"/>
+                <w:szCs w:val="18"/>
+              </w:rPr>
+            </w:pPr>
+            <w:r>
+              <w:rPr>
+                <w:rFonts w:cs="Times New Roman"/>
+                <w:szCs w:val="18"/>
               </w:rPr>
               <w:t>${</w:t>
             </w:r>
@@ -17868,8 +17819,7 @@
             <w:r>
               <w:rPr>
                 <w:rFonts w:cs="Times New Roman"/>
-                <w:sz w:val="10"/>
-                <w:szCs w:val="10"/>
+                <w:szCs w:val="18"/>
               </w:rPr>
               <w:t>bWP</w:t>
             </w:r>
@@ -17877,8 +17827,7 @@
             <w:r>
               <w:rPr>
                 <w:rFonts w:cs="Times New Roman"/>
-                <w:sz w:val="10"/>
-                <w:szCs w:val="10"/>
+                <w:szCs w:val="18"/>
               </w:rPr>
               <w:t>}</w:t>
             </w:r>
@@ -19096,30 +19045,6 @@
           <w:szCs w:val="18"/>
         </w:rPr>
         <w:t>${CUPF}</w:t>
-      </w:r>
-    </w:p>
-    <w:p>
-      <w:pPr>
-        <w:rPr>
-          <w:rFonts w:cs="Times New Roman"/>
-          <w:szCs w:val="18"/>
-        </w:rPr>
-      </w:pPr>
-    </w:p>
-    <w:p>
-      <w:pPr>
-        <w:spacing w:after="160"/>
-        <w:rPr>
-          <w:rFonts w:cs="Times New Roman"/>
-          <w:szCs w:val="18"/>
-        </w:rPr>
-      </w:pPr>
-      <w:r>
-        <w:rPr>
-          <w:rFonts w:cs="Times New Roman"/>
-          <w:szCs w:val="18"/>
-        </w:rPr>
-        <w:br w:type="page"/>
       </w:r>
     </w:p>
     <w:p>

--- a/inc/absenden/dat/Resultatbuch_V1.docx
+++ b/inc/absenden/dat/Resultatbuch_V1.docx
@@ -6587,14 +6587,16 @@
               <w:rPr>
                 <w:rFonts w:cs="Times New Roman"/>
                 <w:bCs/>
-                <w:szCs w:val="18"/>
-              </w:rPr>
-            </w:pPr>
-            <w:r>
-              <w:rPr>
-                <w:rFonts w:cs="Times New Roman"/>
-                <w:bCs/>
-                <w:szCs w:val="18"/>
+                <w:sz w:val="10"/>
+                <w:szCs w:val="10"/>
+              </w:rPr>
+            </w:pPr>
+            <w:r>
+              <w:rPr>
+                <w:rFonts w:cs="Times New Roman"/>
+                <w:bCs/>
+                <w:sz w:val="10"/>
+                <w:szCs w:val="10"/>
               </w:rPr>
               <w:t>${KKK}</w:t>
             </w:r>
@@ -7987,6 +7989,30 @@
           <w:rFonts w:cs="Times New Roman"/>
           <w:b/>
           <w:bCs/>
+          <w:color w:val="FFFFFF" w:themeColor="background1"/>
+          <w:sz w:val="28"/>
+          <w:szCs w:val="28"/>
+        </w:rPr>
+      </w:pPr>
+      <w:r>
+        <w:rPr>
+          <w:rFonts w:cs="Times New Roman"/>
+          <w:b/>
+          <w:bCs/>
+          <w:color w:val="FFFFFF" w:themeColor="background1"/>
+          <w:sz w:val="28"/>
+          <w:szCs w:val="28"/>
+        </w:rPr>
+        <w:t>${JUNGSCHUETZEN_BLOCK}</w:t>
+      </w:r>
+    </w:p>
+    <w:p>
+      <w:pPr>
+        <w:jc w:val="both"/>
+        <w:rPr>
+          <w:rFonts w:cs="Times New Roman"/>
+          <w:b/>
+          <w:bCs/>
           <w:sz w:val="28"/>
           <w:szCs w:val="28"/>
         </w:rPr>
@@ -8731,6 +8757,89 @@
           <w:rFonts w:cs="Times New Roman"/>
           <w:b/>
           <w:bCs/>
+          <w:color w:val="FFFFFF" w:themeColor="background1"/>
+          <w:sz w:val="28"/>
+          <w:szCs w:val="28"/>
+        </w:rPr>
+      </w:pPr>
+      <w:r>
+        <w:rPr>
+          <w:rFonts w:cs="Times New Roman"/>
+          <w:b/>
+          <w:bCs/>
+          <w:color w:val="FFFFFF" w:themeColor="background1"/>
+          <w:sz w:val="28"/>
+          <w:szCs w:val="28"/>
+        </w:rPr>
+        <w:t>${/JUNGSCHUETZEN_</w:t>
+      </w:r>
+      <w:proofErr w:type="gramStart"/>
+      <w:r>
+        <w:rPr>
+          <w:rFonts w:cs="Times New Roman"/>
+          <w:b/>
+          <w:bCs/>
+          <w:color w:val="FFFFFF" w:themeColor="background1"/>
+          <w:sz w:val="28"/>
+          <w:szCs w:val="28"/>
+        </w:rPr>
+        <w:t>BLOCK}</w:t>
+      </w:r>
+      <w:r>
+        <w:rPr>
+          <w:rFonts w:cs="Times New Roman"/>
+          <w:b/>
+          <w:bCs/>
+          <w:color w:val="FFFFFF" w:themeColor="background1"/>
+          <w:sz w:val="28"/>
+          <w:szCs w:val="28"/>
+        </w:rPr>
+        <w:t>$</w:t>
+      </w:r>
+      <w:proofErr w:type="gramEnd"/>
+      <w:r>
+        <w:rPr>
+          <w:rFonts w:cs="Times New Roman"/>
+          <w:b/>
+          <w:bCs/>
+          <w:color w:val="FFFFFF" w:themeColor="background1"/>
+          <w:sz w:val="28"/>
+          <w:szCs w:val="28"/>
+        </w:rPr>
+        <w:t>{</w:t>
+      </w:r>
+      <w:proofErr w:type="spellStart"/>
+      <w:r>
+        <w:rPr>
+          <w:rFonts w:cs="Times New Roman"/>
+          <w:b/>
+          <w:bCs/>
+          <w:color w:val="FFFFFF" w:themeColor="background1"/>
+          <w:sz w:val="28"/>
+          <w:szCs w:val="28"/>
+        </w:rPr>
+        <w:t>Partner_BLOCK</w:t>
+      </w:r>
+      <w:proofErr w:type="spellEnd"/>
+      <w:r>
+        <w:rPr>
+          <w:rFonts w:cs="Times New Roman"/>
+          <w:b/>
+          <w:bCs/>
+          <w:color w:val="FFFFFF" w:themeColor="background1"/>
+          <w:sz w:val="28"/>
+          <w:szCs w:val="28"/>
+        </w:rPr>
+        <w:t>}</w:t>
+      </w:r>
+    </w:p>
+    <w:p>
+      <w:pPr>
+        <w:jc w:val="both"/>
+        <w:rPr>
+          <w:rFonts w:cs="Times New Roman"/>
+          <w:b/>
+          <w:bCs/>
           <w:sz w:val="28"/>
           <w:szCs w:val="28"/>
         </w:rPr>
@@ -12312,13 +12421,6 @@
                 <w:szCs w:val="18"/>
               </w:rPr>
             </w:pPr>
-            <w:r>
-              <w:rPr>
-                <w:rFonts w:cs="Times New Roman"/>
-                <w:szCs w:val="18"/>
-              </w:rPr>
-              <w:t>2025</w:t>
-            </w:r>
           </w:p>
         </w:tc>
         <w:tc>
@@ -12332,22 +12434,6 @@
                 <w:szCs w:val="18"/>
               </w:rPr>
             </w:pPr>
-            <w:r>
-              <w:rPr>
-                <w:rFonts w:cs="Times New Roman"/>
-                <w:szCs w:val="18"/>
-              </w:rPr>
-              <w:t xml:space="preserve">Eberle </w:t>
-            </w:r>
-            <w:proofErr w:type="spellStart"/>
-            <w:r>
-              <w:rPr>
-                <w:rFonts w:cs="Times New Roman"/>
-                <w:szCs w:val="18"/>
-              </w:rPr>
-              <w:t>Jeaninne</w:t>
-            </w:r>
-            <w:proofErr w:type="spellEnd"/>
           </w:p>
         </w:tc>
         <w:tc>
@@ -12356,19 +12442,11 @@
           </w:tcPr>
           <w:p>
             <w:pPr>
-              <w:jc w:val="right"/>
-              <w:rPr>
-                <w:rFonts w:cs="Times New Roman"/>
-                <w:szCs w:val="18"/>
-              </w:rPr>
-            </w:pPr>
-            <w:r>
-              <w:rPr>
-                <w:rFonts w:cs="Times New Roman"/>
-                <w:szCs w:val="18"/>
-              </w:rPr>
-              <w:t>171</w:t>
-            </w:r>
+              <w:rPr>
+                <w:rFonts w:cs="Times New Roman"/>
+                <w:szCs w:val="18"/>
+              </w:rPr>
+            </w:pPr>
           </w:p>
         </w:tc>
         <w:tc>
@@ -13733,8 +13811,9 @@
           <w:szCs w:val="28"/>
         </w:rPr>
         <w:lastRenderedPageBreak/>
-        <w:t>Heimmeisterschaft Kat.</w:t>
+        <w:t xml:space="preserve">Heimmeisterschaft </w:t>
       </w:r>
+      <w:proofErr w:type="spellStart"/>
       <w:r>
         <w:rPr>
           <w:rFonts w:cs="Times New Roman"/>
@@ -13743,18 +13822,9 @@
           <w:sz w:val="28"/>
           <w:szCs w:val="28"/>
         </w:rPr>
-        <w:t xml:space="preserve"> </w:t>
+        <w:t>Kat.A</w:t>
       </w:r>
-      <w:r>
-        <w:rPr>
-          <w:rFonts w:cs="Times New Roman"/>
-          <w:b/>
-          <w:bCs/>
-          <w:sz w:val="28"/>
-          <w:szCs w:val="28"/>
-        </w:rPr>
-        <w:t>A</w:t>
-      </w:r>
+      <w:proofErr w:type="spellEnd"/>
     </w:p>
     <w:tbl>
       <w:tblPr>
@@ -14458,7 +14528,6 @@
           </w:tcPr>
           <w:p>
             <w:pPr>
-              <w:jc w:val="right"/>
               <w:rPr>
                 <w:rFonts w:cs="Times New Roman"/>
                 <w:bCs/>
@@ -14470,7 +14539,8 @@
               <w:rPr>
                 <w:rFonts w:cs="Times New Roman"/>
                 <w:bCs/>
-                <w:szCs w:val="18"/>
+                <w:sz w:val="10"/>
+                <w:szCs w:val="10"/>
               </w:rPr>
               <w:t>${HAKK}</w:t>
             </w:r>
@@ -15223,7 +15293,6 @@
           </w:tcPr>
           <w:p>
             <w:pPr>
-              <w:jc w:val="right"/>
               <w:rPr>
                 <w:rFonts w:cs="Times New Roman"/>
                 <w:bCs/>
@@ -15235,7 +15304,8 @@
               <w:rPr>
                 <w:rFonts w:cs="Times New Roman"/>
                 <w:bCs/>
-                <w:szCs w:val="18"/>
+                <w:sz w:val="10"/>
+                <w:szCs w:val="10"/>
               </w:rPr>
               <w:t>${HBKK}</w:t>
             </w:r>
@@ -16402,17 +16472,17 @@
         <w:tblLook w:val="04A0" w:firstRow="1" w:lastRow="0" w:firstColumn="1" w:lastColumn="0" w:noHBand="0" w:noVBand="1"/>
       </w:tblPr>
       <w:tblGrid>
-        <w:gridCol w:w="659"/>
-        <w:gridCol w:w="858"/>
+        <w:gridCol w:w="669"/>
+        <w:gridCol w:w="874"/>
         <w:gridCol w:w="220"/>
         <w:gridCol w:w="220"/>
-        <w:gridCol w:w="760"/>
-        <w:gridCol w:w="760"/>
-        <w:gridCol w:w="760"/>
-        <w:gridCol w:w="760"/>
-        <w:gridCol w:w="760"/>
-        <w:gridCol w:w="1236"/>
-        <w:gridCol w:w="575"/>
+        <w:gridCol w:w="775"/>
+        <w:gridCol w:w="775"/>
+        <w:gridCol w:w="775"/>
+        <w:gridCol w:w="775"/>
+        <w:gridCol w:w="775"/>
+        <w:gridCol w:w="1263"/>
+        <w:gridCol w:w="447"/>
       </w:tblGrid>
       <w:tr>
         <w:tc>
@@ -16986,7 +17056,6 @@
           </w:tcPr>
           <w:p>
             <w:pPr>
-              <w:jc w:val="right"/>
               <w:rPr>
                 <w:rFonts w:cs="Times New Roman"/>
                 <w:sz w:val="10"/>
@@ -16996,7 +17065,8 @@
             <w:r>
               <w:rPr>
                 <w:rFonts w:cs="Times New Roman"/>
-                <w:szCs w:val="18"/>
+                <w:sz w:val="10"/>
+                <w:szCs w:val="10"/>
               </w:rPr>
               <w:t>${</w:t>
             </w:r>
@@ -17004,7 +17074,8 @@
             <w:r>
               <w:rPr>
                 <w:rFonts w:cs="Times New Roman"/>
-                <w:szCs w:val="18"/>
+                <w:sz w:val="10"/>
+                <w:szCs w:val="10"/>
               </w:rPr>
               <w:t>aWP</w:t>
             </w:r>
@@ -17012,7 +17083,8 @@
             <w:r>
               <w:rPr>
                 <w:rFonts w:cs="Times New Roman"/>
-                <w:szCs w:val="18"/>
+                <w:sz w:val="10"/>
+                <w:szCs w:val="10"/>
               </w:rPr>
               <w:t>}</w:t>
             </w:r>
@@ -17083,18 +17155,18 @@
         <w:tblLook w:val="04A0" w:firstRow="1" w:lastRow="0" w:firstColumn="1" w:lastColumn="0" w:noHBand="0" w:noVBand="1"/>
       </w:tblPr>
       <w:tblGrid>
-        <w:gridCol w:w="640"/>
-        <w:gridCol w:w="827"/>
+        <w:gridCol w:w="651"/>
+        <w:gridCol w:w="843"/>
         <w:gridCol w:w="220"/>
         <w:gridCol w:w="220"/>
         <w:gridCol w:w="220"/>
-        <w:gridCol w:w="738"/>
-        <w:gridCol w:w="738"/>
-        <w:gridCol w:w="738"/>
-        <w:gridCol w:w="738"/>
-        <w:gridCol w:w="738"/>
-        <w:gridCol w:w="1190"/>
-        <w:gridCol w:w="561"/>
+        <w:gridCol w:w="752"/>
+        <w:gridCol w:w="752"/>
+        <w:gridCol w:w="752"/>
+        <w:gridCol w:w="752"/>
+        <w:gridCol w:w="752"/>
+        <w:gridCol w:w="1216"/>
+        <w:gridCol w:w="438"/>
       </w:tblGrid>
       <w:tr>
         <w:tc>
@@ -17802,16 +17874,17 @@
           </w:tcPr>
           <w:p>
             <w:pPr>
-              <w:jc w:val="right"/>
-              <w:rPr>
-                <w:rFonts w:cs="Times New Roman"/>
-                <w:szCs w:val="18"/>
-              </w:rPr>
-            </w:pPr>
-            <w:r>
-              <w:rPr>
-                <w:rFonts w:cs="Times New Roman"/>
-                <w:szCs w:val="18"/>
+              <w:rPr>
+                <w:rFonts w:cs="Times New Roman"/>
+                <w:sz w:val="10"/>
+                <w:szCs w:val="10"/>
+              </w:rPr>
+            </w:pPr>
+            <w:r>
+              <w:rPr>
+                <w:rFonts w:cs="Times New Roman"/>
+                <w:sz w:val="10"/>
+                <w:szCs w:val="10"/>
               </w:rPr>
               <w:t>${</w:t>
             </w:r>
@@ -17819,7 +17892,8 @@
             <w:r>
               <w:rPr>
                 <w:rFonts w:cs="Times New Roman"/>
-                <w:szCs w:val="18"/>
+                <w:sz w:val="10"/>
+                <w:szCs w:val="10"/>
               </w:rPr>
               <w:t>bWP</w:t>
             </w:r>
@@ -17827,7 +17901,8 @@
             <w:r>
               <w:rPr>
                 <w:rFonts w:cs="Times New Roman"/>
-                <w:szCs w:val="18"/>
+                <w:sz w:val="10"/>
+                <w:szCs w:val="10"/>
               </w:rPr>
               <w:t>}</w:t>
             </w:r>
@@ -19045,6 +19120,30 @@
           <w:szCs w:val="18"/>
         </w:rPr>
         <w:t>${CUPF}</w:t>
+      </w:r>
+    </w:p>
+    <w:p>
+      <w:pPr>
+        <w:rPr>
+          <w:rFonts w:cs="Times New Roman"/>
+          <w:szCs w:val="18"/>
+        </w:rPr>
+      </w:pPr>
+    </w:p>
+    <w:p>
+      <w:pPr>
+        <w:spacing w:after="160"/>
+        <w:rPr>
+          <w:rFonts w:cs="Times New Roman"/>
+          <w:szCs w:val="18"/>
+        </w:rPr>
+      </w:pPr>
+      <w:r>
+        <w:rPr>
+          <w:rFonts w:cs="Times New Roman"/>
+          <w:szCs w:val="18"/>
+        </w:rPr>
+        <w:br w:type="page"/>
       </w:r>
     </w:p>
     <w:p>
